--- a/simple/data/notes.docx
+++ b/simple/data/notes.docx
@@ -1419,7 +1419,23 @@
           <w:sz w:val="22"/>
           <w:szCs w:val="22"/>
         </w:rPr>
-        <w:t>4-5 properties scheduling inspections for – call will drop bc time consuming to schedule each one</w:t>
+        <w:t xml:space="preserve">4-5 properties scheduling inspections for – call will drop </w:t>
+      </w:r>
+      <w:r>
+        <w:rPr>
+          <w:rFonts w:ascii="Aptos" w:eastAsia="Aptos" w:hAnsi="Aptos" w:cs="Aptos"/>
+          <w:sz w:val="22"/>
+          <w:szCs w:val="22"/>
+        </w:rPr>
+        <w:t>because</w:t>
+      </w:r>
+      <w:r>
+        <w:rPr>
+          <w:rFonts w:ascii="Aptos" w:eastAsia="Aptos" w:hAnsi="Aptos" w:cs="Aptos"/>
+          <w:sz w:val="22"/>
+          <w:szCs w:val="22"/>
+        </w:rPr>
+        <w:t xml:space="preserve"> time consuming to schedule each one</w:t>
       </w:r>
     </w:p>
     <w:p>
@@ -1529,7 +1545,31 @@
           <w:sz w:val="22"/>
           <w:szCs w:val="22"/>
         </w:rPr>
-        <w:t>BAA ticketing – processes seem inconsist and stupid – BAA would send back a ticket with a minor correction i.e. period off or missing letter ‘t’ Scott</w:t>
+        <w:t xml:space="preserve">BAA ticketing – processes seem </w:t>
+      </w:r>
+      <w:r>
+        <w:rPr>
+          <w:rFonts w:ascii="Aptos" w:eastAsia="Aptos" w:hAnsi="Aptos" w:cs="Aptos"/>
+          <w:sz w:val="22"/>
+          <w:szCs w:val="22"/>
+        </w:rPr>
+        <w:t>inconsist</w:t>
+      </w:r>
+      <w:r>
+        <w:rPr>
+          <w:rFonts w:ascii="Aptos" w:eastAsia="Aptos" w:hAnsi="Aptos" w:cs="Aptos"/>
+          <w:sz w:val="22"/>
+          <w:szCs w:val="22"/>
+        </w:rPr>
+        <w:t>ant</w:t>
+      </w:r>
+      <w:r>
+        <w:rPr>
+          <w:rFonts w:ascii="Aptos" w:eastAsia="Aptos" w:hAnsi="Aptos" w:cs="Aptos"/>
+          <w:sz w:val="22"/>
+          <w:szCs w:val="22"/>
+        </w:rPr>
+        <w:t xml:space="preserve"> and stupid – BAA would send back a ticket with a minor correction i.e. period off or missing letter ‘t’ Scott</w:t>
       </w:r>
     </w:p>
     <w:p>
@@ -1596,7 +1636,39 @@
           <w:sz w:val="22"/>
           <w:szCs w:val="22"/>
         </w:rPr>
-        <w:t>Problem bc inspector should sign, then inspector could edit it – delay by days</w:t>
+        <w:t>Problem b</w:t>
+      </w:r>
+      <w:r>
+        <w:rPr>
+          <w:rFonts w:ascii="Aptos" w:eastAsia="Aptos" w:hAnsi="Aptos" w:cs="Aptos"/>
+          <w:sz w:val="22"/>
+          <w:szCs w:val="22"/>
+        </w:rPr>
+        <w:t>e</w:t>
+      </w:r>
+      <w:r>
+        <w:rPr>
+          <w:rFonts w:ascii="Aptos" w:eastAsia="Aptos" w:hAnsi="Aptos" w:cs="Aptos"/>
+          <w:sz w:val="22"/>
+          <w:szCs w:val="22"/>
+        </w:rPr>
+        <w:t>c</w:t>
+      </w:r>
+      <w:r>
+        <w:rPr>
+          <w:rFonts w:ascii="Aptos" w:eastAsia="Aptos" w:hAnsi="Aptos" w:cs="Aptos"/>
+          <w:sz w:val="22"/>
+          <w:szCs w:val="22"/>
+        </w:rPr>
+        <w:t>ause</w:t>
+      </w:r>
+      <w:r>
+        <w:rPr>
+          <w:rFonts w:ascii="Aptos" w:eastAsia="Aptos" w:hAnsi="Aptos" w:cs="Aptos"/>
+          <w:sz w:val="22"/>
+          <w:szCs w:val="22"/>
+        </w:rPr>
+        <w:t xml:space="preserve"> inspector should sign, then inspector could edit it – delay by days</w:t>
       </w:r>
     </w:p>
     <w:p>
@@ -14032,7 +14104,23 @@
           <w:sz w:val="22"/>
           <w:szCs w:val="22"/>
         </w:rPr>
-        <w:t>Invovled with contractors and subcontracors for new builds</w:t>
+        <w:t xml:space="preserve">Invovled with contractors and </w:t>
+      </w:r>
+      <w:r>
+        <w:rPr>
+          <w:rFonts w:ascii="Aptos" w:eastAsia="Aptos" w:hAnsi="Aptos" w:cs="Aptos"/>
+          <w:sz w:val="22"/>
+          <w:szCs w:val="22"/>
+        </w:rPr>
+        <w:t>subcontractors</w:t>
+      </w:r>
+      <w:r>
+        <w:rPr>
+          <w:rFonts w:ascii="Aptos" w:eastAsia="Aptos" w:hAnsi="Aptos" w:cs="Aptos"/>
+          <w:sz w:val="22"/>
+          <w:szCs w:val="22"/>
+        </w:rPr>
+        <w:t xml:space="preserve"> for new builds</w:t>
       </w:r>
     </w:p>
     <w:p>
@@ -14078,7 +14166,31 @@
           <w:sz w:val="22"/>
           <w:szCs w:val="22"/>
         </w:rPr>
-        <w:t>At the end fo the – generate paperwork for CO or TCO – final plumbing, HVAC – have done all inspections and are finaled</w:t>
+        <w:t xml:space="preserve">At the end </w:t>
+      </w:r>
+      <w:r>
+        <w:rPr>
+          <w:rFonts w:ascii="Aptos" w:eastAsia="Aptos" w:hAnsi="Aptos" w:cs="Aptos"/>
+          <w:sz w:val="22"/>
+          <w:szCs w:val="22"/>
+        </w:rPr>
+        <w:t>of</w:t>
+      </w:r>
+      <w:r>
+        <w:rPr>
+          <w:rFonts w:ascii="Aptos" w:eastAsia="Aptos" w:hAnsi="Aptos" w:cs="Aptos"/>
+          <w:sz w:val="22"/>
+          <w:szCs w:val="22"/>
+        </w:rPr>
+        <w:t xml:space="preserve"> the – generate paperwork for CO or TCO – final plumbing, HVAC – have done all inspections and are </w:t>
+      </w:r>
+      <w:r>
+        <w:rPr>
+          <w:rFonts w:ascii="Aptos" w:eastAsia="Aptos" w:hAnsi="Aptos" w:cs="Aptos"/>
+          <w:sz w:val="22"/>
+          <w:szCs w:val="22"/>
+        </w:rPr>
+        <w:t>finale</w:t>
       </w:r>
     </w:p>
     <w:p>
@@ -14101,7 +14213,23 @@
           <w:sz w:val="22"/>
           <w:szCs w:val="22"/>
         </w:rPr>
-        <w:t>Uses phone constantly for progress pictures – esp if issues that don’t meet code and may go to legal if not fixed – takes a lot of photos</w:t>
+        <w:t xml:space="preserve">Uses phone constantly for progress pictures – </w:t>
+      </w:r>
+      <w:r>
+        <w:rPr>
+          <w:rFonts w:ascii="Aptos" w:eastAsia="Aptos" w:hAnsi="Aptos" w:cs="Aptos"/>
+          <w:sz w:val="22"/>
+          <w:szCs w:val="22"/>
+        </w:rPr>
+        <w:t>especially</w:t>
+      </w:r>
+      <w:r>
+        <w:rPr>
+          <w:rFonts w:ascii="Aptos" w:eastAsia="Aptos" w:hAnsi="Aptos" w:cs="Aptos"/>
+          <w:sz w:val="22"/>
+          <w:szCs w:val="22"/>
+        </w:rPr>
+        <w:t xml:space="preserve"> if issues that don’t meet code and may go to legal if not fixed – takes a lot of photos</w:t>
       </w:r>
     </w:p>
     <w:p>
@@ -40589,7 +40717,27 @@
           <w:sz w:val="22"/>
           <w:szCs w:val="22"/>
         </w:rPr>
-        <w:t xml:space="preserve">I biucket reporting into categories. Basic to adhoc request. Not a great way for user to go and do that. Adhoc req bcuxz of sys limitattions. Reporting on complainace / BL for new systems. Next enforcement </w:t>
+        <w:t xml:space="preserve">I biucket reporting into categories. Basic to adhoc request. Not a great way for user to go and do that. Adhoc req </w:t>
+      </w:r>
+      <w:r>
+        <w:rPr>
+          <w:rFonts w:ascii="Aptos" w:eastAsia="Aptos" w:hAnsi="Aptos" w:cs="Aptos"/>
+          <w:b/>
+          <w:bCs/>
+          <w:sz w:val="22"/>
+          <w:szCs w:val="22"/>
+        </w:rPr>
+        <w:t>because</w:t>
+      </w:r>
+      <w:r>
+        <w:rPr>
+          <w:rFonts w:ascii="Aptos" w:eastAsia="Aptos" w:hAnsi="Aptos" w:cs="Aptos"/>
+          <w:b/>
+          <w:bCs/>
+          <w:sz w:val="22"/>
+          <w:szCs w:val="22"/>
+        </w:rPr>
+        <w:t xml:space="preserve"> of sys limitattions. Reporting on complainace / BL for new systems. Next enforcement </w:t>
       </w:r>
       <w:r>
         <w:rPr>
@@ -51710,11 +51858,18 @@
     </w:p>
     <w:p>
       <w:r>
-        <w:t>Prop history / owenership tenure (vacant lots) - understanding historuy of lot. IPS, AS400, ImageMate, county clerk database, cyclomedia, Camino – searching for permit (not as often bcuz it recently gone online – eg. searching for block party using exipired application).</w:t>
-      </w:r>
-    </w:p>
-    <w:p>
-      <w:r>
+        <w:t xml:space="preserve">Prop history / owenership tenure (vacant lots) - understanding historuy of lot. IPS, AS400, ImageMate, county clerk database, cyclomedia, Camino – searching for permit (not as often </w:t>
+      </w:r>
+      <w:r>
+        <w:t>because</w:t>
+      </w:r>
+      <w:r>
+        <w:t xml:space="preserve"> it recently gone online – eg. searching for block party using exipired application).</w:t>
+      </w:r>
+    </w:p>
+    <w:p>
+      <w:r>
+        <w:lastRenderedPageBreak/>
         <w:t>Adole:</w:t>
       </w:r>
     </w:p>
@@ -51727,7 +51882,6 @@
         </w:numPr>
       </w:pPr>
       <w:r>
-        <w:lastRenderedPageBreak/>
         <w:t>Developing strategies for initiative in programs.</w:t>
       </w:r>
     </w:p>
@@ -51939,6 +52093,7 @@
         </w:numPr>
       </w:pPr>
       <w:r>
+        <w:lastRenderedPageBreak/>
         <w:t xml:space="preserve">Colored lines – I can’t how to understand. Too much information to handle. </w:t>
       </w:r>
     </w:p>
@@ -51951,7 +52106,6 @@
         </w:numPr>
       </w:pPr>
       <w:r>
-        <w:lastRenderedPageBreak/>
         <w:t>Direct access via. Leadership.</w:t>
       </w:r>
     </w:p>
@@ -52352,7 +52506,15 @@
           <w:sz w:val="22"/>
           <w:szCs w:val="22"/>
         </w:rPr>
-        <w:t>New that’s emerging - using RPS, IPS and Look Before You Rent to determine what’s happening with the property for NYS Rental Registry eligibility purposes. May see owner applied with different number of units, can use IPS to check for change of occupancy, older permits, etc. There can be a mismatch with what’s present on the tax record</w:t>
+        <w:t xml:space="preserve">New that’s emerging - using RPS, IPS and Look Before You Rent to determine what’s happening with the property for NYS Rental Registry eligibility purposes. May see owner applied with different number of units, can use IPS to check for change of </w:t>
+      </w:r>
+      <w:r>
+        <w:rPr>
+          <w:sz w:val="22"/>
+          <w:szCs w:val="22"/>
+        </w:rPr>
+        <w:lastRenderedPageBreak/>
+        <w:t>occupancy, older permits, etc. There can be a mismatch with what’s present on the tax record</w:t>
       </w:r>
     </w:p>
     <w:p>
@@ -52360,7 +52522,6 @@
         <w:pStyle w:val="Heading4"/>
       </w:pPr>
       <w:r>
-        <w:lastRenderedPageBreak/>
         <w:t xml:space="preserve">Pain Points </w:t>
       </w:r>
       <w:r>
@@ -52792,6 +52953,7 @@
           <w:sz w:val="22"/>
           <w:szCs w:val="22"/>
         </w:rPr>
+        <w:lastRenderedPageBreak/>
         <w:t xml:space="preserve">Modules and demos on Inspect2Go website </w:t>
       </w:r>
     </w:p>
@@ -52812,7 +52974,6 @@
           <w:sz w:val="22"/>
           <w:szCs w:val="22"/>
         </w:rPr>
-        <w:lastRenderedPageBreak/>
         <w:t xml:space="preserve">There are some others that do similar things - sole source for inspection specific software - pretty comprehensive for tracking cycles, incorporate regs. </w:t>
       </w:r>
     </w:p>
@@ -53278,6 +53439,7 @@
           <w:sz w:val="22"/>
           <w:szCs w:val="22"/>
         </w:rPr>
+        <w:lastRenderedPageBreak/>
         <w:t xml:space="preserve">One reason they use SharePoint for the team - secure site you can only </w:t>
       </w:r>
       <w:r>
@@ -53308,7 +53470,6 @@
           <w:sz w:val="22"/>
           <w:szCs w:val="22"/>
         </w:rPr>
-        <w:lastRenderedPageBreak/>
         <w:t>Technology</w:t>
       </w:r>
     </w:p>
@@ -53642,7 +53803,7 @@
           <w:sz w:val="22"/>
           <w:szCs w:val="22"/>
         </w:rPr>
-        <w:t xml:space="preserve">Owner information - County Clerk office doesn’t alert county to changes. In IPS, if new complaint and ownership change, no way to know when ownership occurred. (Assessment sync only updates parcel, complaint </w:t>
+        <w:t xml:space="preserve">Owner information - County Clerk office doesn’t alert county to changes. In IPS, if new complaint and ownership change, no way to know when </w:t>
       </w:r>
       <w:r>
         <w:rPr>
@@ -53650,7 +53811,7 @@
           <w:szCs w:val="22"/>
         </w:rPr>
         <w:lastRenderedPageBreak/>
-        <w:t>cases default to assessed owner record at time case is opened, doesn’t prompt anything within open cases when owner changes)</w:t>
+        <w:t>ownership occurred. (Assessment sync only updates parcel, complaint cases default to assessed owner record at time case is opened, doesn’t prompt anything within open cases when owner changes)</w:t>
       </w:r>
     </w:p>
     <w:p>
@@ -54003,6 +54164,7 @@
           <w:sz w:val="22"/>
           <w:szCs w:val="22"/>
         </w:rPr>
+        <w:lastRenderedPageBreak/>
         <w:t>Have record information and links to open complaints for that record</w:t>
       </w:r>
     </w:p>
@@ -54023,7 +54185,6 @@
           <w:sz w:val="22"/>
           <w:szCs w:val="22"/>
         </w:rPr>
-        <w:lastRenderedPageBreak/>
         <w:t>Possible to build in links to other information about the property? Hyperlink to other parts of the record e.g. sometimes see property is in Land Bank phase; water billing info; or highlight that a PO has  designated a family member as responsible; special characteristics of property e.g. historic property, or in a flood plain with ability to search by attributes as well as view those attributes on a property – use case example: if targeting grants on SHPO properties</w:t>
       </w:r>
     </w:p>
@@ -54396,6 +54557,7 @@
           <w:sz w:val="22"/>
           <w:szCs w:val="22"/>
         </w:rPr>
+        <w:lastRenderedPageBreak/>
         <w:t>To a lesser degree, checks AS400 for water billing address, or water notes may indicate details e.g. tenant moved out</w:t>
       </w:r>
     </w:p>
@@ -54419,7 +54581,6 @@
           <w:sz w:val="22"/>
           <w:szCs w:val="22"/>
         </w:rPr>
-        <w:lastRenderedPageBreak/>
         <w:t>Draft decision in Word – uploaded to MVB shared files, then scan and upload into IPS</w:t>
       </w:r>
     </w:p>
@@ -55009,6 +55170,7 @@
           <w:sz w:val="22"/>
           <w:szCs w:val="22"/>
         </w:rPr>
+        <w:lastRenderedPageBreak/>
         <w:t>Not associated to particular code violations e.g. gen prop violation – which corresponding violation?</w:t>
       </w:r>
     </w:p>
@@ -55032,7 +55194,6 @@
           <w:sz w:val="22"/>
           <w:szCs w:val="22"/>
         </w:rPr>
-        <w:lastRenderedPageBreak/>
         <w:t>Apr 1 violations , Apr 4 violations can be recited  - should be first ticket on</w:t>
       </w:r>
     </w:p>
@@ -60239,19 +60400,12 @@
 </file>
 
 <file path=customXml/item1.xml><?xml version="1.0" encoding="utf-8"?>
-<b:Sources xmlns:b="http://schemas.openxmlformats.org/officeDocument/2006/bibliography" xmlns="http://schemas.openxmlformats.org/officeDocument/2006/bibliography" SelectedStyle="/APASixthEditionOfficeOnline.xsl" StyleName="APA" Version="6"/>
+<p:properties xmlns:p="http://schemas.microsoft.com/office/2006/metadata/properties" xmlns:xsi="http://www.w3.org/2001/XMLSchema-instance" xmlns:pc="http://schemas.microsoft.com/office/infopath/2007/PartnerControls">
+  <documentManagement/>
+</p:properties>
 </file>
 
 <file path=customXml/item2.xml><?xml version="1.0" encoding="utf-8"?>
-<?mso-contentType ?>
-<FormTemplates xmlns="http://schemas.microsoft.com/sharepoint/v3/contenttype/forms">
-  <Display>DocumentLibraryForm</Display>
-  <Edit>DocumentLibraryForm</Edit>
-  <New>DocumentLibraryForm</New>
-</FormTemplates>
-</file>
-
-<file path=customXml/item3.xml><?xml version="1.0" encoding="utf-8"?>
 <ct:contentTypeSchema xmlns:ct="http://schemas.microsoft.com/office/2006/metadata/contentType" xmlns:ma="http://schemas.microsoft.com/office/2006/metadata/properties/metaAttributes" ct:_="" ma:_="" ma:contentTypeName="Document" ma:contentTypeID="0x010100E8B684F5D978094EB928F0404A404399" ma:contentTypeVersion="3" ma:contentTypeDescription="Create a new document." ma:contentTypeScope="" ma:versionID="b94d667d9383b50072b9db652cac0c18">
   <xsd:schema xmlns:xsd="http://www.w3.org/2001/XMLSchema" xmlns:xs="http://www.w3.org/2001/XMLSchema" xmlns:p="http://schemas.microsoft.com/office/2006/metadata/properties" xmlns:ns2="3fce345b-562d-4920-83d4-4596d330e6d2" targetNamespace="http://schemas.microsoft.com/office/2006/metadata/properties" ma:root="true" ma:fieldsID="25d0769b0eb29af0997b453488c607b4" ns2:_="">
     <xsd:import namespace="3fce345b-562d-4920-83d4-4596d330e6d2"/>
@@ -60389,29 +60543,29 @@
 </ct:contentTypeSchema>
 </file>
 
+<file path=customXml/item3.xml><?xml version="1.0" encoding="utf-8"?>
+<?mso-contentType ?>
+<FormTemplates xmlns="http://schemas.microsoft.com/sharepoint/v3/contenttype/forms">
+  <Display>DocumentLibraryForm</Display>
+  <Edit>DocumentLibraryForm</Edit>
+  <New>DocumentLibraryForm</New>
+</FormTemplates>
+</file>
+
 <file path=customXml/item4.xml><?xml version="1.0" encoding="utf-8"?>
-<p:properties xmlns:p="http://schemas.microsoft.com/office/2006/metadata/properties" xmlns:xsi="http://www.w3.org/2001/XMLSchema-instance" xmlns:pc="http://schemas.microsoft.com/office/infopath/2007/PartnerControls">
-  <documentManagement/>
-</p:properties>
+<b:Sources xmlns:b="http://schemas.openxmlformats.org/officeDocument/2006/bibliography" xmlns="http://schemas.openxmlformats.org/officeDocument/2006/bibliography" SelectedStyle="/APASixthEditionOfficeOnline.xsl" StyleName="APA" Version="6"/>
 </file>
 
 <file path=customXml/itemProps1.xml><?xml version="1.0" encoding="utf-8"?>
-<ds:datastoreItem xmlns:ds="http://schemas.openxmlformats.org/officeDocument/2006/customXml" ds:itemID="{47F34759-2D44-3F45-89F2-B16D129A8473}">
+<ds:datastoreItem xmlns:ds="http://schemas.openxmlformats.org/officeDocument/2006/customXml" ds:itemID="{ABC834F2-B581-4524-B054-6F797D36EFE2}">
   <ds:schemaRefs>
-    <ds:schemaRef ds:uri="http://schemas.openxmlformats.org/officeDocument/2006/bibliography"/>
+    <ds:schemaRef ds:uri="http://schemas.microsoft.com/office/2006/metadata/properties"/>
+    <ds:schemaRef ds:uri="http://schemas.microsoft.com/office/infopath/2007/PartnerControls"/>
   </ds:schemaRefs>
 </ds:datastoreItem>
 </file>
 
 <file path=customXml/itemProps2.xml><?xml version="1.0" encoding="utf-8"?>
-<ds:datastoreItem xmlns:ds="http://schemas.openxmlformats.org/officeDocument/2006/customXml" ds:itemID="{A2B0B9A6-7F36-419A-B42D-2FCF006D80CB}">
-  <ds:schemaRefs>
-    <ds:schemaRef ds:uri="http://schemas.microsoft.com/sharepoint/v3/contenttype/forms"/>
-  </ds:schemaRefs>
-</ds:datastoreItem>
-</file>
-
-<file path=customXml/itemProps3.xml><?xml version="1.0" encoding="utf-8"?>
 <ds:datastoreItem xmlns:ds="http://schemas.openxmlformats.org/officeDocument/2006/customXml" ds:itemID="{0E369B2D-6DCE-439F-ADDE-E81DB6CDD787}">
   <ds:schemaRefs>
     <ds:schemaRef ds:uri="http://schemas.microsoft.com/office/2006/metadata/contentType"/>
@@ -60429,11 +60583,18 @@
 </ds:datastoreItem>
 </file>
 
+<file path=customXml/itemProps3.xml><?xml version="1.0" encoding="utf-8"?>
+<ds:datastoreItem xmlns:ds="http://schemas.openxmlformats.org/officeDocument/2006/customXml" ds:itemID="{A2B0B9A6-7F36-419A-B42D-2FCF006D80CB}">
+  <ds:schemaRefs>
+    <ds:schemaRef ds:uri="http://schemas.microsoft.com/sharepoint/v3/contenttype/forms"/>
+  </ds:schemaRefs>
+</ds:datastoreItem>
+</file>
+
 <file path=customXml/itemProps4.xml><?xml version="1.0" encoding="utf-8"?>
-<ds:datastoreItem xmlns:ds="http://schemas.openxmlformats.org/officeDocument/2006/customXml" ds:itemID="{ABC834F2-B581-4524-B054-6F797D36EFE2}">
+<ds:datastoreItem xmlns:ds="http://schemas.openxmlformats.org/officeDocument/2006/customXml" ds:itemID="{47F34759-2D44-3F45-89F2-B16D129A8473}">
   <ds:schemaRefs>
-    <ds:schemaRef ds:uri="http://schemas.microsoft.com/office/2006/metadata/properties"/>
-    <ds:schemaRef ds:uri="http://schemas.microsoft.com/office/infopath/2007/PartnerControls"/>
+    <ds:schemaRef ds:uri="http://schemas.openxmlformats.org/officeDocument/2006/bibliography"/>
   </ds:schemaRefs>
 </ds:datastoreItem>
 </file>